--- a/docs/entregables/08_seguimiento.docx
+++ b/docs/entregables/08_seguimiento.docx
@@ -2874,7 +2874,7 @@
               <w:rPr>
                 <w:sz w:val="19"/>
               </w:rPr>
-              <w:t xml:space="preserve">; compose sin secretos en el PR #7 </w:t>
+              <w:t xml:space="preserve">; compose sin secretos (PR #7) y 15 reglas de sobre (PR #8) </w:t>
             </w:r>
             <w:r>
               <w:rPr>
@@ -2899,7 +2899,7 @@
               <w:rPr>
                 <w:sz w:val="19"/>
               </w:rPr>
-              <w:t>Revisar e integrar el PR #7; reglas de sobre</w:t>
+              <w:t>Revisar e integrar los PR #7 y #8</w:t>
             </w:r>
           </w:p>
         </w:tc>
@@ -3620,7 +3620,7 @@
               <w:rPr>
                 <w:sz w:val="19"/>
               </w:rPr>
-              <w:t>1</w:t>
+              <w:t>2</w:t>
             </w:r>
           </w:p>
         </w:tc>
@@ -3638,7 +3638,7 @@
               <w:rPr>
                 <w:sz w:val="19"/>
               </w:rPr>
-              <w:t>#7</w:t>
+              <w:t>#7 y #8</w:t>
             </w:r>
           </w:p>
         </w:tc>
@@ -3677,7 +3677,7 @@
               <w:rPr>
                 <w:sz w:val="19"/>
               </w:rPr>
-              <w:t>7 de 7</w:t>
+              <w:t>8 de 8</w:t>
             </w:r>
           </w:p>
         </w:tc>
@@ -7503,7 +7503,16 @@
               <w:rPr>
                 <w:sz w:val="19"/>
               </w:rPr>
-              <w:t>Aceptado puntualmente; ampliado a los PR #4 a #6</w:t>
+              <w:t xml:space="preserve">Aceptado puntualmente (D-20, PR #2 y #3). </w:t>
+            </w:r>
+            <w:r>
+              <w:rPr>
+                <w:b/>
+                <w:color w:val="7A4A00"/>
+                <w:sz w:val="19"/>
+                <w:highlight w:val="yellow"/>
+              </w:rPr>
+              <w:t>[POR CONFIRMAR: tratamiento de los PR #1 y #4 a #6 — preguntar al equipo]</w:t>
             </w:r>
           </w:p>
         </w:tc>
@@ -8224,7 +8233,18 @@
         <w:t>«Propuesta»</w:t>
       </w:r>
       <w:r>
-        <w:t>): el paso 2 todavía ofrece los candidatos del catálogo provisional mientras el chequeo 3 valida contra el catálogo 0.1 (documento 11), y la protección de ramas no está disponible en el plan actual de GitHub (documento 14). Los códigos se asignan al registrarlos.</w:t>
+        <w:t xml:space="preserve">): el paso 2 todavía ofrece los candidatos del catálogo provisional mientras el chequeo 3 valida contra el catálogo 0.1 (documento 11); la protección de ramas no está disponible en el plan actual de GitHub (documento 14); y la cuenta </w:t>
+      </w:r>
+      <w:r>
+        <w:rPr>
+          <w:rFonts w:ascii="Consolas" w:hAnsi="Consolas"/>
+          <w:sz w:val="19"/>
+          <w:shd w:val="clear" w:color="auto" w:fill="F2F2F2"/>
+        </w:rPr>
+        <w:t>soarai2026</w:t>
+      </w:r>
+      <w:r>
+        <w:t xml:space="preserve"> es una cuenta de usuario compartida, por lo que sus acciones en GitHub no se pueden atribuir a un integrante (documento 17). Los códigos se asignan al registrarlos.</w:t>
       </w:r>
     </w:p>
     <w:p>
